--- a/10.5.docx
+++ b/10.5.docx
@@ -2,13 +2,13 @@
 <file path=word/document.xml><?xml version="1.0" encoding="utf-8"?>
 <w:document xmlns:wpc="http://schemas.microsoft.com/office/word/2010/wordprocessingCanvas" xmlns:cx="http://schemas.microsoft.com/office/drawing/2014/chartex" xmlns:cx1="http://schemas.microsoft.com/office/drawing/2015/9/8/chartex" xmlns:cx2="http://schemas.microsoft.com/office/drawing/2015/10/21/chartex" xmlns:cx3="http://schemas.microsoft.com/office/drawing/2016/5/9/chartex" xmlns:cx4="http://schemas.microsoft.com/office/drawing/2016/5/10/chartex" xmlns:cx5="http://schemas.microsoft.com/office/drawing/2016/5/11/chartex" xmlns:cx6="http://schemas.microsoft.com/office/drawing/2016/5/12/chartex" xmlns:cx7="http://schemas.microsoft.com/office/drawing/2016/5/13/chartex" xmlns:cx8="http://schemas.microsoft.com/office/drawing/2016/5/14/chartex" xmlns:mc="http://schemas.openxmlformats.org/markup-compatibility/2006" xmlns:aink="http://schemas.microsoft.com/office/drawing/2016/ink" xmlns:am3d="http://schemas.microsoft.com/office/drawing/2017/model3d" xmlns:o="urn:schemas-microsoft-com:office:office" xmlns:oel="http://schemas.microsoft.com/office/2019/extlst" xmlns:r="http://schemas.openxmlformats.org/officeDocument/2006/relationships" xmlns:m="http://schemas.openxmlformats.org/officeDocument/2006/math" xmlns:v="urn:schemas-microsoft-com:vml" xmlns:wp14="http://schemas.microsoft.com/office/word/2010/wordprocessingDrawing" xmlns:wp="http://schemas.openxmlformats.org/drawingml/2006/wordprocessingDrawing" xmlns:w10="urn:schemas-microsoft-com:office:word" xmlns:w="http://schemas.openxmlformats.org/wordprocessingml/2006/main" xmlns:w14="http://schemas.microsoft.com/office/word/2010/wordml" xmlns:w15="http://schemas.microsoft.com/office/word/2012/wordml" xmlns:w16cex="http://schemas.microsoft.com/office/word/2018/wordml/cex" xmlns:w16cid="http://schemas.microsoft.com/office/word/2016/wordml/cid" xmlns:w16="http://schemas.microsoft.com/office/word/2018/wordml" xmlns:w16du="http://schemas.microsoft.com/office/word/2023/wordml/word16du" xmlns:w16sdtdh="http://schemas.microsoft.com/office/word/2020/wordml/sdtdatahash" xmlns:w16sdtfl="http://schemas.microsoft.com/office/word/2024/wordml/sdtformatlock" xmlns:w16se="http://schemas.microsoft.com/office/word/2015/wordml/symex" xmlns:wpg="http://schemas.microsoft.com/office/word/2010/wordprocessingGroup" xmlns:wpi="http://schemas.microsoft.com/office/word/2010/wordprocessingInk" xmlns:wne="http://schemas.microsoft.com/office/word/2006/wordml" xmlns:wps="http://schemas.microsoft.com/office/word/2010/wordprocessingShape" mc:Ignorable="w14 w15 w16se w16cid w16 w16cex w16sdtdh w16sdtfl w16du wp14">
   <w:body>
-    <w:bookmarkStart w:id="0" w:name="_Toc529455578" w:displacedByCustomXml="next"/>
-    <w:bookmarkStart w:id="1" w:name="_Toc536787203" w:displacedByCustomXml="next"/>
-    <w:bookmarkStart w:id="2" w:name="_Toc1048204" w:displacedByCustomXml="next"/>
-    <w:bookmarkStart w:id="3" w:name="_Toc14269767" w:displacedByCustomXml="next"/>
-    <w:bookmarkStart w:id="4" w:name="_Toc25766199" w:displacedByCustomXml="next"/>
-    <w:bookmarkStart w:id="5" w:name="_Toc112745912" w:displacedByCustomXml="next"/>
-    <w:bookmarkStart w:id="6" w:name="_Toc147747908" w:displacedByCustomXml="next"/>
+    <w:bookmarkStart w:id="0" w:name="_Toc529455584" w:displacedByCustomXml="next"/>
+    <w:bookmarkStart w:id="1" w:name="_Toc536787209" w:displacedByCustomXml="next"/>
+    <w:bookmarkStart w:id="2" w:name="_Toc1048210" w:displacedByCustomXml="next"/>
+    <w:bookmarkStart w:id="3" w:name="_Toc14269773" w:displacedByCustomXml="next"/>
+    <w:bookmarkStart w:id="4" w:name="_Toc25766205" w:displacedByCustomXml="next"/>
+    <w:bookmarkStart w:id="5" w:name="_Toc112745918" w:displacedByCustomXml="next"/>
+    <w:bookmarkStart w:id="6" w:name="_Toc147747914" w:displacedByCustomXml="next"/>
     <w:sdt>
       <w:sdtPr>
         <w:rPr>
@@ -19,7 +19,7 @@
           <w:sz w:val="24"/>
           <w:szCs w:val="22"/>
         </w:rPr>
-        <w:id w:val="-993949291"/>
+        <w:id w:val="817537301"/>
         <w15:repeatingSection/>
       </w:sdtPr>
       <w:sdtEndPr>
@@ -40,7 +40,7 @@
               <w:sz w:val="24"/>
               <w:szCs w:val="22"/>
             </w:rPr>
-            <w:id w:val="728802570"/>
+            <w:id w:val="1998757743"/>
             <w:placeholder>
               <w:docPart w:val="DefaultPlaceholder_-1854013435"/>
             </w:placeholder>
@@ -103,7 +103,7 @@
                   <w:sz w:val="24"/>
                   <w:szCs w:val="22"/>
                 </w:rPr>
-                <w:t xml:space="preserve">.5         </w:t>
+                <w:t xml:space="preserve">.5              </w:t>
               </w:r>
               <w:r>
                 <w:rPr>
@@ -114,43 +114,20 @@
                   <w:sz w:val="24"/>
                   <w:szCs w:val="22"/>
                 </w:rPr>
-                <w:t xml:space="preserve">Result: Verification of </w:t>
+                <w:t>Results: Material Certification Verification</w:t>
               </w:r>
-              <w:bookmarkStart w:id="7" w:name="_Hlk73601611"/>
-              <w:r>
-                <w:rPr>
-                  <w:rFonts w:ascii="Times New Roman" w:eastAsia="Times New Roman" w:hAnsi="Times New Roman" w:cs="Times New Roman"/>
-                  <w:iCs/>
-                  <w:smallCaps/>
-                  <w:color w:val="auto"/>
-                  <w:sz w:val="24"/>
-                  <w:szCs w:val="22"/>
-                </w:rPr>
-                <w:t xml:space="preserve">Recommended Spare Parts </w:t>
-              </w:r>
+              <w:bookmarkEnd w:id="6"/>
+              <w:bookmarkEnd w:id="5"/>
               <w:bookmarkEnd w:id="4"/>
               <w:bookmarkEnd w:id="3"/>
               <w:bookmarkEnd w:id="2"/>
               <w:bookmarkEnd w:id="1"/>
               <w:bookmarkEnd w:id="0"/>
-              <w:r>
-                <w:rPr>
-                  <w:rFonts w:ascii="Times New Roman" w:eastAsia="Times New Roman" w:hAnsi="Times New Roman" w:cs="Times New Roman"/>
-                  <w:iCs/>
-                  <w:smallCaps/>
-                  <w:color w:val="auto"/>
-                  <w:sz w:val="24"/>
-                  <w:szCs w:val="22"/>
-                </w:rPr>
-                <w:t>Drawing</w:t>
-              </w:r>
-              <w:bookmarkEnd w:id="6"/>
-              <w:bookmarkEnd w:id="5"/>
-              <w:bookmarkEnd w:id="7"/>
             </w:p>
             <w:tbl>
               <w:tblPr>
-                <w:tblW w:w="13740" w:type="dxa"/>
+                <w:tblW w:w="13867" w:type="dxa"/>
+                <w:tblInd w:w="20" w:type="dxa"/>
                 <w:tblBorders>
                   <w:top w:val="single" w:sz="4" w:space="0" w:color="auto"/>
                   <w:left w:val="single" w:sz="4" w:space="0" w:color="auto"/>
@@ -159,26 +136,26 @@
                   <w:insideH w:val="single" w:sz="4" w:space="0" w:color="auto"/>
                   <w:insideV w:val="single" w:sz="4" w:space="0" w:color="auto"/>
                 </w:tblBorders>
+                <w:tblLayout w:type="fixed"/>
                 <w:tblLook w:val="04A0" w:firstRow="1" w:lastRow="0" w:firstColumn="1" w:lastColumn="0" w:noHBand="0" w:noVBand="1"/>
               </w:tblPr>
               <w:tblGrid>
-                <w:gridCol w:w="829"/>
-                <w:gridCol w:w="3558"/>
-                <w:gridCol w:w="1137"/>
-                <w:gridCol w:w="2546"/>
-                <w:gridCol w:w="2125"/>
-                <w:gridCol w:w="1275"/>
-                <w:gridCol w:w="2270"/>
+                <w:gridCol w:w="968"/>
+                <w:gridCol w:w="3685"/>
+                <w:gridCol w:w="1075"/>
+                <w:gridCol w:w="2894"/>
+                <w:gridCol w:w="1985"/>
+                <w:gridCol w:w="1559"/>
+                <w:gridCol w:w="1701"/>
               </w:tblGrid>
               <w:tr>
-                <w:trPr>
-                  <w:trHeight w:val="114"/>
-                  <w:tblHeader/>
-                </w:trPr>
                 <w:tc>
                   <w:tcPr>
-                    <w:tcW w:w="13740" w:type="dxa"/>
+                    <w:tcW w:w="13867" w:type="dxa"/>
                     <w:gridSpan w:val="7"/>
+                    <w:tcBorders>
+                      <w:top w:val="single" w:sz="4" w:space="0" w:color="auto"/>
+                    </w:tcBorders>
                     <w:shd w:val="clear" w:color="auto" w:fill="BFBFBF" w:themeFill="background1" w:themeFillShade="BF"/>
                     <w:vAlign w:val="center"/>
                   </w:tcPr>
@@ -193,7 +170,6 @@
                         <w:snapToGrid w:val="0"/>
                       </w:rPr>
                     </w:pPr>
-                    <w:bookmarkStart w:id="8" w:name="_Hlk73601594"/>
                     <w:r>
                       <w:rPr>
                         <w:rFonts w:eastAsia="Calibri"/>
@@ -216,20 +192,19 @@
                         <w:bCs/>
                         <w:snapToGrid w:val="0"/>
                       </w:rPr>
-                      <w:t>.5 Verification of Recommended Spare Parts Drawing</w:t>
+                      <w:t>.5 Material Certification Verification</w:t>
                     </w:r>
                   </w:p>
                 </w:tc>
               </w:tr>
               <w:tr>
-                <w:trPr>
-                  <w:trHeight w:val="123"/>
-                  <w:tblHeader/>
-                </w:trPr>
                 <w:tc>
                   <w:tcPr>
-                    <w:tcW w:w="5524" w:type="dxa"/>
+                    <w:tcW w:w="5728" w:type="dxa"/>
                     <w:gridSpan w:val="3"/>
+                    <w:tcBorders>
+                      <w:top w:val="single" w:sz="4" w:space="0" w:color="auto"/>
+                    </w:tcBorders>
                     <w:shd w:val="clear" w:color="auto" w:fill="BFBFBF" w:themeFill="background1" w:themeFillShade="BF"/>
                     <w:vAlign w:val="center"/>
                   </w:tcPr>
@@ -250,14 +225,25 @@
                         <w:b/>
                         <w:snapToGrid w:val="0"/>
                       </w:rPr>
-                      <w:t xml:space="preserve">TE Number </w:t>
+                      <w:t>T</w:t>
+                    </w:r>
+                    <w:r>
+                      <w:rPr>
+                        <w:rFonts w:eastAsia="Calibri"/>
+                        <w:b/>
+                        <w:snapToGrid w:val="0"/>
+                      </w:rPr>
+                      <w:t xml:space="preserve">E Number </w:t>
                     </w:r>
                   </w:p>
                 </w:tc>
                 <w:tc>
                   <w:tcPr>
-                    <w:tcW w:w="8216" w:type="dxa"/>
+                    <w:tcW w:w="8139" w:type="dxa"/>
                     <w:gridSpan w:val="4"/>
+                    <w:tcBorders>
+                      <w:top w:val="single" w:sz="4" w:space="0" w:color="auto"/>
+                    </w:tcBorders>
                     <w:shd w:val="clear" w:color="auto" w:fill="BFBFBF" w:themeFill="background1" w:themeFillShade="BF"/>
                     <w:vAlign w:val="center"/>
                   </w:tcPr>
@@ -279,7 +265,7 @@
                         <w:szCs w:val="24"/>
                         <w:lang w:val="en-GB"/>
                       </w:rPr>
-                      <w:t>Equipment</w:t>
+                      <w:t xml:space="preserve">Equipment </w:t>
                     </w:r>
                     <w:r>
                       <w:rPr>
@@ -288,20 +274,22 @@
                         <w:szCs w:val="24"/>
                         <w:lang w:val="en-GB"/>
                       </w:rPr>
-                      <w:t xml:space="preserve"> Name</w:t>
+                      <w:t>Name</w:t>
                     </w:r>
                   </w:p>
                 </w:tc>
               </w:tr>
               <w:tr>
                 <w:trPr>
-                  <w:trHeight w:val="140"/>
-                  <w:tblHeader/>
+                  <w:trHeight w:val="504"/>
                 </w:trPr>
                 <w:tc>
                   <w:tcPr>
-                    <w:tcW w:w="5524" w:type="dxa"/>
+                    <w:tcW w:w="5728" w:type="dxa"/>
                     <w:gridSpan w:val="3"/>
+                    <w:tcBorders>
+                      <w:top w:val="single" w:sz="4" w:space="0" w:color="auto"/>
+                    </w:tcBorders>
                     <w:shd w:val="clear" w:color="auto" w:fill="FFFFFF" w:themeFill="background1"/>
                     <w:vAlign w:val="center"/>
                   </w:tcPr>
@@ -346,8 +334,11 @@
                 </w:tc>
                 <w:tc>
                   <w:tcPr>
-                    <w:tcW w:w="8216" w:type="dxa"/>
+                    <w:tcW w:w="8139" w:type="dxa"/>
                     <w:gridSpan w:val="4"/>
+                    <w:tcBorders>
+                      <w:top w:val="single" w:sz="4" w:space="0" w:color="auto"/>
+                    </w:tcBorders>
                     <w:shd w:val="clear" w:color="auto" w:fill="FFFFFF" w:themeFill="background1"/>
                     <w:vAlign w:val="center"/>
                   </w:tcPr>
@@ -374,13 +365,12 @@
                 </w:tc>
               </w:tr>
               <w:tr>
-                <w:trPr>
-                  <w:trHeight w:val="260"/>
-                  <w:tblHeader/>
-                </w:trPr>
                 <w:tc>
                   <w:tcPr>
-                    <w:tcW w:w="829" w:type="dxa"/>
+                    <w:tcW w:w="968" w:type="dxa"/>
+                    <w:tcBorders>
+                      <w:top w:val="single" w:sz="4" w:space="0" w:color="auto"/>
+                    </w:tcBorders>
                     <w:shd w:val="clear" w:color="auto" w:fill="BFBFBF" w:themeFill="background1" w:themeFillShade="BF"/>
                     <w:vAlign w:val="center"/>
                   </w:tcPr>
@@ -392,7 +382,6 @@
                       <w:rPr>
                         <w:rFonts w:eastAsia="Calibri"/>
                         <w:b/>
-                        <w:szCs w:val="24"/>
                         <w:lang w:val="de-DE" w:eastAsia="de-DE"/>
                       </w:rPr>
                     </w:pPr>
@@ -400,7 +389,6 @@
                       <w:rPr>
                         <w:rFonts w:eastAsia="Calibri"/>
                         <w:b/>
-                        <w:szCs w:val="24"/>
                         <w:lang w:val="de-DE" w:eastAsia="de-DE"/>
                       </w:rPr>
                       <w:t>Test No.</w:t>
@@ -409,7 +397,10 @@
                 </w:tc>
                 <w:tc>
                   <w:tcPr>
-                    <w:tcW w:w="3558" w:type="dxa"/>
+                    <w:tcW w:w="3685" w:type="dxa"/>
+                    <w:tcBorders>
+                      <w:top w:val="single" w:sz="4" w:space="0" w:color="auto"/>
+                    </w:tcBorders>
                     <w:shd w:val="clear" w:color="auto" w:fill="BFBFBF" w:themeFill="background1" w:themeFillShade="BF"/>
                     <w:vAlign w:val="center"/>
                   </w:tcPr>
@@ -421,7 +412,6 @@
                       <w:rPr>
                         <w:rFonts w:eastAsia="Calibri"/>
                         <w:b/>
-                        <w:szCs w:val="24"/>
                         <w:lang w:val="de-DE" w:eastAsia="de-DE"/>
                       </w:rPr>
                     </w:pPr>
@@ -429,7 +419,6 @@
                       <w:rPr>
                         <w:rFonts w:eastAsia="Calibri"/>
                         <w:b/>
-                        <w:szCs w:val="24"/>
                         <w:lang w:val="de-DE" w:eastAsia="de-DE"/>
                       </w:rPr>
                       <w:t>Procedure</w:t>
@@ -438,8 +427,11 @@
                 </w:tc>
                 <w:tc>
                   <w:tcPr>
-                    <w:tcW w:w="3683" w:type="dxa"/>
+                    <w:tcW w:w="3969" w:type="dxa"/>
                     <w:gridSpan w:val="2"/>
+                    <w:tcBorders>
+                      <w:top w:val="single" w:sz="4" w:space="0" w:color="auto"/>
+                    </w:tcBorders>
                     <w:shd w:val="clear" w:color="auto" w:fill="BFBFBF" w:themeFill="background1" w:themeFillShade="BF"/>
                     <w:vAlign w:val="center"/>
                   </w:tcPr>
@@ -451,7 +443,6 @@
                       <w:rPr>
                         <w:rFonts w:eastAsia="Calibri"/>
                         <w:b/>
-                        <w:szCs w:val="24"/>
                         <w:lang w:val="de-DE" w:eastAsia="de-DE"/>
                       </w:rPr>
                     </w:pPr>
@@ -459,7 +450,6 @@
                       <w:rPr>
                         <w:rFonts w:eastAsia="Calibri"/>
                         <w:b/>
-                        <w:szCs w:val="24"/>
                         <w:lang w:val="de-DE" w:eastAsia="de-DE"/>
                       </w:rPr>
                       <w:t>Expected Results</w:t>
@@ -468,7 +458,10 @@
                 </w:tc>
                 <w:tc>
                   <w:tcPr>
-                    <w:tcW w:w="2125" w:type="dxa"/>
+                    <w:tcW w:w="1985" w:type="dxa"/>
+                    <w:tcBorders>
+                      <w:top w:val="single" w:sz="4" w:space="0" w:color="auto"/>
+                    </w:tcBorders>
                     <w:shd w:val="clear" w:color="auto" w:fill="BFBFBF" w:themeFill="background1" w:themeFillShade="BF"/>
                     <w:vAlign w:val="center"/>
                   </w:tcPr>
@@ -480,7 +473,6 @@
                       <w:rPr>
                         <w:rFonts w:eastAsia="Calibri"/>
                         <w:b/>
-                        <w:szCs w:val="24"/>
                         <w:lang w:val="de-DE" w:eastAsia="de-DE"/>
                       </w:rPr>
                     </w:pPr>
@@ -528,269 +520,175 @@
                 </w:tc>
                 <w:tc>
                   <w:tcPr>
-                    <w:tcW w:w="1275" w:type="dxa"/>
+                    <w:tcW w:w="1559" w:type="dxa"/>
+                    <w:tcBorders>
+                      <w:top w:val="single" w:sz="4" w:space="0" w:color="auto"/>
+                    </w:tcBorders>
                     <w:shd w:val="clear" w:color="auto" w:fill="BFBFBF" w:themeFill="background1" w:themeFillShade="BF"/>
                     <w:vAlign w:val="center"/>
                   </w:tcPr>
                   <w:p>
                     <w:pPr>
-                      <w:spacing w:before="120" w:after="0"/>
-                      <w:ind w:right="66"/>
+                      <w:spacing w:after="40"/>
                       <w:jc w:val="center"/>
                       <w:rPr>
-                        <w:rFonts w:eastAsia="Calibri"/>
-                        <w:b/>
-                        <w:szCs w:val="24"/>
-                        <w:lang w:val="de-DE" w:eastAsia="de-DE"/>
+                        <w:b/>
                       </w:rPr>
                     </w:pPr>
                     <w:r>
                       <w:rPr>
-                        <w:rFonts w:eastAsia="Calibri"/>
-                        <w:b/>
-                        <w:szCs w:val="24"/>
-                        <w:lang w:val="de-DE" w:eastAsia="de-DE"/>
-                      </w:rPr>
-                      <w:t>Punchlist Item  No.</w:t>
+                        <w:b/>
+                      </w:rPr>
+                      <w:t>Punch</w:t>
+                    </w:r>
+                    <w:r>
+                      <w:rPr>
+                        <w:b/>
+                      </w:rPr>
+                      <w:t>list</w:t>
+                    </w:r>
+                    <w:r>
+                      <w:rPr>
+                        <w:b/>
+                      </w:rPr>
+                      <w:t xml:space="preserve"> Item</w:t>
+                    </w:r>
+                    <w:r>
+                      <w:rPr>
+                        <w:b/>
+                      </w:rPr>
+                      <w:t xml:space="preserve"> No.</w:t>
                     </w:r>
                   </w:p>
                 </w:tc>
                 <w:tc>
                   <w:tcPr>
-                    <w:tcW w:w="2267" w:type="dxa"/>
+                    <w:tcW w:w="1701" w:type="dxa"/>
+                    <w:tcBorders>
+                      <w:top w:val="single" w:sz="4" w:space="0" w:color="auto"/>
+                    </w:tcBorders>
                     <w:shd w:val="clear" w:color="auto" w:fill="BFBFBF" w:themeFill="background1" w:themeFillShade="BF"/>
                     <w:vAlign w:val="center"/>
                   </w:tcPr>
                   <w:p>
                     <w:pPr>
-                      <w:spacing w:after="0"/>
+                      <w:spacing w:after="40"/>
                       <w:jc w:val="center"/>
                       <w:rPr>
+                        <w:b/>
+                      </w:rPr>
+                    </w:pPr>
+                    <w:r>
+                      <w:rPr>
                         <w:rFonts w:eastAsia="Calibri"/>
                         <w:b/>
-                        <w:lang w:eastAsia="de-DE"/>
-                      </w:rPr>
-                    </w:pPr>
+                        <w:sz w:val="24"/>
+                        <w:lang w:val="de-DE" w:eastAsia="de-DE"/>
+                      </w:rPr>
+                      <w:t>Performed By (</w:t>
+                    </w:r>
                     <w:r>
                       <w:rPr>
                         <w:rFonts w:eastAsia="Calibri"/>
                         <w:b/>
-                        <w:lang w:eastAsia="de-DE"/>
-                      </w:rPr>
-                      <w:t>Performed By</w:t>
-                    </w:r>
-                  </w:p>
-                  <w:p>
-                    <w:pPr>
-                      <w:spacing w:after="0"/>
-                      <w:jc w:val="center"/>
-                      <w:rPr>
-                        <w:bCs/>
                         <w:sz w:val="24"/>
-                        <w:szCs w:val="24"/>
-                      </w:rPr>
-                    </w:pPr>
+                        <w:lang w:val="de-DE" w:eastAsia="de-DE"/>
+                      </w:rPr>
+                      <w:t>Initial / Date</w:t>
+                    </w:r>
                     <w:r>
                       <w:rPr>
                         <w:rFonts w:eastAsia="Calibri"/>
-                        <w:bCs/>
-                        <w:lang w:eastAsia="de-DE"/>
-                      </w:rPr>
-                      <w:t xml:space="preserve"> </w:t>
-                    </w:r>
-                    <w:r>
-                      <w:rPr>
-                        <w:bCs/>
-                      </w:rPr>
-                      <w:t>(Initial and Date)</w:t>
-                    </w:r>
-                    <w:r>
-                      <w:rPr>
-                        <w:bCs/>
+                        <w:b/>
                         <w:sz w:val="24"/>
-                        <w:szCs w:val="24"/>
-                      </w:rPr>
-                      <w:t xml:space="preserve"> </w:t>
+                        <w:lang w:val="de-DE" w:eastAsia="de-DE"/>
+                      </w:rPr>
+                      <w:t>)</w:t>
                     </w:r>
                   </w:p>
                 </w:tc>
               </w:tr>
               <w:tr>
-                <w:trPr>
-                  <w:trHeight w:val="212"/>
-                </w:trPr>
                 <w:tc>
                   <w:tcPr>
-                    <w:tcW w:w="829" w:type="dxa"/>
+                    <w:tcW w:w="968" w:type="dxa"/>
                     <w:vAlign w:val="center"/>
                   </w:tcPr>
                   <w:p>
                     <w:pPr>
-                      <w:spacing w:before="120" w:after="0"/>
-                      <w:ind w:right="66"/>
+                      <w:spacing w:after="40"/>
                       <w:jc w:val="center"/>
-                      <w:rPr>
-                        <w:rFonts w:eastAsia="Calibri"/>
-                        <w:sz w:val="24"/>
-                        <w:szCs w:val="24"/>
-                        <w:lang w:val="de-DE" w:eastAsia="de-DE"/>
-                      </w:rPr>
                     </w:pPr>
                     <w:r>
-                      <w:rPr>
-                        <w:rFonts w:eastAsia="Calibri"/>
-                        <w:sz w:val="24"/>
-                        <w:szCs w:val="24"/>
-                        <w:lang w:val="de-DE" w:eastAsia="de-DE"/>
-                      </w:rPr>
                       <w:t>1.</w:t>
                     </w:r>
                   </w:p>
                 </w:tc>
                 <w:tc>
                   <w:tcPr>
-                    <w:tcW w:w="3558" w:type="dxa"/>
-                    <w:vAlign w:val="center"/>
+                    <w:tcW w:w="3685" w:type="dxa"/>
                   </w:tcPr>
                   <w:p>
                     <w:pPr>
-                      <w:spacing w:beforeLines="60" w:before="144" w:after="60"/>
-                      <w:ind w:right="66"/>
-                      <w:rPr>
-                        <w:rFonts w:eastAsia="Calibri"/>
-                      </w:rPr>
+                      <w:spacing w:after="40"/>
                     </w:pPr>
                     <w:r>
-                      <w:rPr>
-                        <w:rFonts w:eastAsia="Calibri"/>
-                        <w:lang w:eastAsia="de-DE"/>
-                      </w:rPr>
-                      <w:t xml:space="preserve">Verify </w:t>
-                    </w:r>
-                    <w:r>
-                      <w:rPr>
-                        <w:rFonts w:eastAsia="Calibri"/>
-                      </w:rPr>
-                      <w:t xml:space="preserve">all the required components are reported on the </w:t>
-                    </w:r>
-                    <w:r>
-                      <w:rPr>
-                        <w:rFonts w:eastAsia="Calibri"/>
-                      </w:rPr>
-                      <w:t xml:space="preserve">recommended </w:t>
-                    </w:r>
-                    <w:r>
-                      <w:rPr>
-                        <w:rFonts w:eastAsia="Calibri"/>
-                      </w:rPr>
-                      <w:t xml:space="preserve">spare parts </w:t>
-                    </w:r>
-                    <w:r>
-                      <w:rPr>
-                        <w:rFonts w:eastAsia="Calibri"/>
-                      </w:rPr>
-                      <w:t>drawing</w:t>
-                    </w:r>
-                    <w:r>
-                      <w:rPr>
-                        <w:rFonts w:eastAsia="Calibri"/>
-                      </w:rPr>
-                      <w:t>.</w:t>
+                      <w:t>Verify m</w:t>
+                    </w:r>
+                    <w:r>
+                      <w:t xml:space="preserve">etallic surfaces have been constructed from stainless steel and material certification has been provided. </w:t>
                     </w:r>
                   </w:p>
                 </w:tc>
                 <w:tc>
                   <w:tcPr>
-                    <w:tcW w:w="3683" w:type="dxa"/>
+                    <w:tcW w:w="3969" w:type="dxa"/>
                     <w:gridSpan w:val="2"/>
-                    <w:vAlign w:val="center"/>
                   </w:tcPr>
                   <w:p>
                     <w:pPr>
-                      <w:spacing w:beforeLines="60" w:before="144" w:after="60"/>
-                      <w:rPr>
-                        <w:rFonts w:eastAsia="Calibri"/>
-                        <w:lang w:eastAsia="de-DE"/>
-                      </w:rPr>
+                      <w:spacing w:after="40"/>
                     </w:pPr>
                     <w:r>
-                      <w:rPr>
-                        <w:rFonts w:eastAsia="Calibri"/>
-                      </w:rPr>
-                      <w:t xml:space="preserve">All the required components are reported on the </w:t>
-                    </w:r>
-                    <w:r>
-                      <w:rPr>
-                        <w:rFonts w:eastAsia="Calibri"/>
-                      </w:rPr>
-                      <w:t xml:space="preserve">recommended </w:t>
-                    </w:r>
-                    <w:r>
-                      <w:rPr>
-                        <w:rFonts w:eastAsia="Calibri"/>
-                      </w:rPr>
-                      <w:t xml:space="preserve">spare parts </w:t>
-                    </w:r>
-                    <w:r>
-                      <w:rPr>
-                        <w:rFonts w:eastAsia="Calibri"/>
-                      </w:rPr>
-                      <w:t>drawing</w:t>
-                    </w:r>
-                    <w:r>
-                      <w:rPr>
-                        <w:rFonts w:eastAsia="Calibri"/>
-                      </w:rPr>
-                      <w:t>.</w:t>
+                      <w:t xml:space="preserve">Metallic surfaces have been constructed from stainless steel and material certification has been provided. </w:t>
                     </w:r>
                   </w:p>
                 </w:tc>
                 <w:tc>
                   <w:tcPr>
-                    <w:tcW w:w="2125" w:type="dxa"/>
-                    <w:vAlign w:val="center"/>
+                    <w:tcW w:w="1985" w:type="dxa"/>
                   </w:tcPr>
                   <w:p>
                     <w:pPr>
-                      <w:spacing w:before="120" w:after="0"/>
-                      <w:ind w:right="66"/>
-                      <w:rPr>
-                        <w:rFonts w:eastAsia="Calibri"/>
-                        <w:szCs w:val="24"/>
-                        <w:lang w:eastAsia="de-DE"/>
+                      <w:spacing w:after="40"/>
+                      <w:rPr>
+                        <w:highlight w:val="yellow"/>
                       </w:rPr>
                     </w:pPr>
                   </w:p>
                 </w:tc>
                 <w:tc>
                   <w:tcPr>
-                    <w:tcW w:w="1275" w:type="dxa"/>
+                    <w:tcW w:w="1559" w:type="dxa"/>
                   </w:tcPr>
                   <w:p>
                     <w:pPr>
-                      <w:spacing w:before="120" w:after="0"/>
-                      <w:ind w:right="66"/>
-                      <w:rPr>
-                        <w:rFonts w:eastAsia="Calibri"/>
-                        <w:szCs w:val="24"/>
-                        <w:lang w:eastAsia="de-DE"/>
+                      <w:spacing w:after="40"/>
+                      <w:rPr>
+                        <w:highlight w:val="yellow"/>
                       </w:rPr>
                     </w:pPr>
                   </w:p>
                 </w:tc>
                 <w:tc>
                   <w:tcPr>
-                    <w:tcW w:w="2267" w:type="dxa"/>
+                    <w:tcW w:w="1701" w:type="dxa"/>
                   </w:tcPr>
                   <w:p>
                     <w:pPr>
-                      <w:spacing w:before="120" w:after="0"/>
-                      <w:ind w:right="66"/>
-                      <w:jc w:val="center"/>
-                      <w:rPr>
-                        <w:rFonts w:eastAsia="Calibri"/>
-                        <w:szCs w:val="24"/>
-                        <w:lang w:eastAsia="de-DE"/>
+                      <w:spacing w:after="40"/>
+                      <w:rPr>
+                        <w:highlight w:val="yellow"/>
                       </w:rPr>
                     </w:pPr>
                   </w:p>
@@ -798,177 +696,167 @@
               </w:tr>
               <w:tr>
                 <w:trPr>
-                  <w:trHeight w:val="250"/>
+                  <w:trHeight w:val="2150"/>
                 </w:trPr>
                 <w:tc>
                   <w:tcPr>
-                    <w:tcW w:w="829" w:type="dxa"/>
-                    <w:vAlign w:val="center"/>
+                    <w:tcW w:w="13867" w:type="dxa"/>
+                    <w:gridSpan w:val="7"/>
                   </w:tcPr>
                   <w:p>
                     <w:pPr>
-                      <w:spacing w:before="120" w:after="0"/>
-                      <w:ind w:right="66"/>
-                      <w:jc w:val="center"/>
-                      <w:rPr>
-                        <w:rFonts w:eastAsia="Calibri"/>
-                        <w:sz w:val="24"/>
-                        <w:szCs w:val="24"/>
-                        <w:lang w:val="de-DE" w:eastAsia="de-DE"/>
+                      <w:pStyle w:val="BodyText"/>
+                      <w:spacing w:after="0" w:line="360" w:lineRule="auto"/>
+                      <w:rPr>
+                        <w:smallCaps/>
+                        <w:sz w:val="16"/>
+                        <w:szCs w:val="16"/>
                       </w:rPr>
                     </w:pPr>
                     <w:r>
                       <w:rPr>
-                        <w:rFonts w:eastAsia="Calibri"/>
-                        <w:sz w:val="24"/>
-                        <w:szCs w:val="24"/>
-                        <w:lang w:val="de-DE" w:eastAsia="de-DE"/>
-                      </w:rPr>
-                      <w:t>2.</w:t>
+                        <w:smallCaps/>
+                        <w:sz w:val="16"/>
+                        <w:szCs w:val="16"/>
+                      </w:rPr>
+                      <w:t xml:space="preserve">Note:  N/A any </w:t>
+                    </w:r>
+                    <w:r>
+                      <w:rPr>
+                        <w:smallCaps/>
+                        <w:sz w:val="16"/>
+                        <w:szCs w:val="16"/>
+                      </w:rPr>
+                      <w:t xml:space="preserve">unused </w:t>
+                    </w:r>
+                    <w:r>
+                      <w:rPr>
+                        <w:smallCaps/>
+                        <w:sz w:val="16"/>
+                        <w:szCs w:val="16"/>
+                      </w:rPr>
+                      <w:t>rows or cells</w:t>
                     </w:r>
                   </w:p>
-                </w:tc>
-                <w:tc>
-                  <w:tcPr>
-                    <w:tcW w:w="3558" w:type="dxa"/>
-                    <w:vAlign w:val="center"/>
-                  </w:tcPr>
                   <w:p>
                     <w:pPr>
-                      <w:spacing w:beforeLines="60" w:before="144" w:after="60"/>
-                      <w:ind w:right="66"/>
-                      <w:rPr>
-                        <w:rFonts w:eastAsia="Calibri"/>
-                        <w:lang w:eastAsia="de-DE"/>
+                      <w:spacing w:after="40"/>
+                      <w:rPr>
+                        <w:b/>
                       </w:rPr>
                     </w:pPr>
                     <w:r>
                       <w:rPr>
-                        <w:rFonts w:eastAsia="Calibri"/>
-                        <w:lang w:eastAsia="de-DE"/>
-                      </w:rPr>
-                      <w:t xml:space="preserve">Verify the specification of each component complies with those indicated on the </w:t>
-                    </w:r>
-                    <w:r>
-                      <w:rPr>
-                        <w:rFonts w:eastAsia="Calibri"/>
-                      </w:rPr>
-                      <w:t xml:space="preserve">recommended </w:t>
-                    </w:r>
-                    <w:r>
-                      <w:rPr>
-                        <w:rFonts w:eastAsia="Calibri"/>
-                      </w:rPr>
-                      <w:t xml:space="preserve">spare parts </w:t>
-                    </w:r>
-                    <w:r>
-                      <w:rPr>
-                        <w:rFonts w:eastAsia="Calibri"/>
-                      </w:rPr>
-                      <w:t>drawing</w:t>
-                    </w:r>
-                    <w:r>
-                      <w:rPr>
-                        <w:rFonts w:eastAsia="Calibri"/>
-                        <w:lang w:eastAsia="de-DE"/>
-                      </w:rPr>
-                      <w:t>.</w:t>
+                        <w:b/>
+                      </w:rPr>
+                      <w:t>Comment</w:t>
+                    </w:r>
+                    <w:r>
+                      <w:rPr>
+                        <w:b/>
+                      </w:rPr>
+                      <w:t>s</w:t>
+                    </w:r>
+                    <w:r>
+                      <w:rPr>
+                        <w:b/>
+                      </w:rPr>
+                      <w:t>:</w:t>
                     </w:r>
                   </w:p>
-                </w:tc>
-                <w:tc>
-                  <w:tcPr>
-                    <w:tcW w:w="3683" w:type="dxa"/>
-                    <w:gridSpan w:val="2"/>
-                    <w:vAlign w:val="center"/>
-                  </w:tcPr>
                   <w:p>
                     <w:pPr>
-                      <w:spacing w:beforeLines="60" w:before="144" w:after="60"/>
-                      <w:rPr>
-                        <w:rFonts w:eastAsia="Calibri"/>
-                        <w:lang w:eastAsia="de-DE"/>
+                      <w:spacing w:after="40"/>
+                      <w:rPr>
+                        <w:b/>
                       </w:rPr>
                     </w:pPr>
-                    <w:r>
-                      <w:rPr>
-                        <w:rFonts w:eastAsia="Calibri"/>
-                        <w:lang w:eastAsia="de-DE"/>
-                      </w:rPr>
-                      <w:t xml:space="preserve">The specification of each component complies with those indicated on </w:t>
-                    </w:r>
-                    <w:r>
-                      <w:rPr>
-                        <w:rFonts w:eastAsia="Calibri"/>
-                      </w:rPr>
-                      <w:t xml:space="preserve">the </w:t>
-                    </w:r>
-                    <w:r>
-                      <w:rPr>
-                        <w:rFonts w:eastAsia="Calibri"/>
-                      </w:rPr>
-                      <w:t xml:space="preserve">recommended </w:t>
-                    </w:r>
-                    <w:r>
-                      <w:rPr>
-                        <w:rFonts w:eastAsia="Calibri"/>
-                      </w:rPr>
-                      <w:t xml:space="preserve">spare parts </w:t>
-                    </w:r>
-                    <w:r>
-                      <w:rPr>
-                        <w:rFonts w:eastAsia="Calibri"/>
-                      </w:rPr>
-                      <w:t>drawing.</w:t>
-                    </w:r>
                   </w:p>
-                </w:tc>
-                <w:tc>
-                  <w:tcPr>
-                    <w:tcW w:w="2125" w:type="dxa"/>
-                    <w:vAlign w:val="center"/>
-                  </w:tcPr>
                   <w:p>
                     <w:pPr>
-                      <w:spacing w:before="120" w:after="0"/>
-                      <w:ind w:right="66"/>
-                      <w:rPr>
-                        <w:rFonts w:eastAsia="Calibri"/>
-                        <w:szCs w:val="24"/>
-                        <w:lang w:eastAsia="de-DE"/>
+                      <w:spacing w:after="40"/>
+                      <w:rPr>
+                        <w:b/>
                       </w:rPr>
                     </w:pPr>
                   </w:p>
-                </w:tc>
-                <w:tc>
-                  <w:tcPr>
-                    <w:tcW w:w="1275" w:type="dxa"/>
-                  </w:tcPr>
                   <w:p>
                     <w:pPr>
-                      <w:spacing w:before="120" w:after="0"/>
-                      <w:ind w:right="66"/>
-                      <w:rPr>
-                        <w:rFonts w:eastAsia="Calibri"/>
-                        <w:szCs w:val="24"/>
-                        <w:lang w:eastAsia="de-DE"/>
+                      <w:spacing w:after="40"/>
+                      <w:rPr>
+                        <w:b/>
                       </w:rPr>
                     </w:pPr>
                   </w:p>
-                </w:tc>
-                <w:tc>
-                  <w:tcPr>
-                    <w:tcW w:w="2267" w:type="dxa"/>
-                  </w:tcPr>
                   <w:p>
                     <w:pPr>
-                      <w:spacing w:before="120" w:after="0"/>
-                      <w:ind w:right="66"/>
-                      <w:jc w:val="center"/>
-                      <w:rPr>
-                        <w:rFonts w:eastAsia="Calibri"/>
-                        <w:szCs w:val="24"/>
-                        <w:lang w:eastAsia="de-DE"/>
+                      <w:spacing w:after="40"/>
+                      <w:rPr>
+                        <w:b/>
+                      </w:rPr>
+                    </w:pPr>
+                  </w:p>
+                  <w:p>
+                    <w:pPr>
+                      <w:spacing w:after="40"/>
+                      <w:rPr>
+                        <w:b/>
+                      </w:rPr>
+                    </w:pPr>
+                  </w:p>
+                  <w:p>
+                    <w:pPr>
+                      <w:spacing w:after="40"/>
+                      <w:rPr>
+                        <w:b/>
+                      </w:rPr>
+                    </w:pPr>
+                  </w:p>
+                  <w:p>
+                    <w:pPr>
+                      <w:spacing w:after="40"/>
+                      <w:rPr>
+                        <w:b/>
+                      </w:rPr>
+                    </w:pPr>
+                  </w:p>
+                  <w:p>
+                    <w:pPr>
+                      <w:spacing w:after="40"/>
+                      <w:rPr>
+                        <w:b/>
+                      </w:rPr>
+                    </w:pPr>
+                  </w:p>
+                  <w:p>
+                    <w:pPr>
+                      <w:spacing w:after="40"/>
+                      <w:rPr>
+                        <w:b/>
+                      </w:rPr>
+                    </w:pPr>
+                  </w:p>
+                  <w:p>
+                    <w:pPr>
+                      <w:spacing w:after="40"/>
+                      <w:rPr>
+                        <w:b/>
+                      </w:rPr>
+                    </w:pPr>
+                  </w:p>
+                  <w:p>
+                    <w:pPr>
+                      <w:spacing w:after="40"/>
+                      <w:rPr>
+                        <w:b/>
+                      </w:rPr>
+                    </w:pPr>
+                  </w:p>
+                  <w:p>
+                    <w:pPr>
+                      <w:spacing w:after="40"/>
+                      <w:rPr>
+                        <w:b/>
                       </w:rPr>
                     </w:pPr>
                   </w:p>
@@ -976,365 +864,46 @@
               </w:tr>
               <w:tr>
                 <w:trPr>
-                  <w:trHeight w:val="233"/>
+                  <w:trHeight w:val="564"/>
                 </w:trPr>
                 <w:tc>
                   <w:tcPr>
-                    <w:tcW w:w="829" w:type="dxa"/>
-                    <w:vAlign w:val="center"/>
-                  </w:tcPr>
-                  <w:p>
-                    <w:pPr>
-                      <w:spacing w:before="120" w:after="0"/>
-                      <w:ind w:right="66"/>
-                      <w:jc w:val="center"/>
-                      <w:rPr>
-                        <w:rFonts w:eastAsia="Calibri"/>
-                        <w:sz w:val="24"/>
-                        <w:szCs w:val="24"/>
-                        <w:lang w:val="de-DE" w:eastAsia="de-DE"/>
-                      </w:rPr>
-                    </w:pPr>
-                    <w:r>
-                      <w:rPr>
-                        <w:rFonts w:eastAsia="Calibri"/>
-                        <w:sz w:val="24"/>
-                        <w:szCs w:val="24"/>
-                        <w:lang w:val="de-DE" w:eastAsia="de-DE"/>
-                      </w:rPr>
-                      <w:t>3</w:t>
-                    </w:r>
-                    <w:r>
-                      <w:rPr>
-                        <w:rFonts w:eastAsia="Calibri"/>
-                        <w:sz w:val="24"/>
-                        <w:szCs w:val="24"/>
-                        <w:lang w:val="de-DE" w:eastAsia="de-DE"/>
-                      </w:rPr>
-                      <w:t>.</w:t>
-                    </w:r>
-                  </w:p>
-                </w:tc>
-                <w:tc>
-                  <w:tcPr>
-                    <w:tcW w:w="3558" w:type="dxa"/>
-                    <w:vAlign w:val="center"/>
-                  </w:tcPr>
-                  <w:p>
-                    <w:pPr>
-                      <w:spacing w:beforeLines="60" w:before="144" w:after="60"/>
-                      <w:ind w:right="66"/>
-                      <w:rPr>
-                        <w:rFonts w:eastAsia="Calibri"/>
-                        <w:lang w:eastAsia="de-DE"/>
-                      </w:rPr>
-                    </w:pPr>
-                    <w:r>
-                      <w:rPr>
-                        <w:rFonts w:eastAsia="Calibri"/>
-                        <w:lang w:eastAsia="de-DE"/>
-                      </w:rPr>
-                      <w:t xml:space="preserve">Attach the checked </w:t>
-                    </w:r>
-                    <w:r>
-                      <w:rPr>
-                        <w:rFonts w:eastAsia="Calibri"/>
-                      </w:rPr>
-                      <w:t xml:space="preserve">recommended </w:t>
-                    </w:r>
-                    <w:r>
-                      <w:rPr>
-                        <w:rFonts w:eastAsia="Calibri"/>
-                      </w:rPr>
-                      <w:t xml:space="preserve">spare parts </w:t>
-                    </w:r>
-                    <w:r>
-                      <w:rPr>
-                        <w:rFonts w:eastAsia="Calibri"/>
-                      </w:rPr>
-                      <w:t>drawing</w:t>
-                    </w:r>
-                    <w:r>
-                      <w:rPr>
-                        <w:rFonts w:eastAsia="Calibri"/>
-                        <w:lang w:eastAsia="de-DE"/>
-                      </w:rPr>
-                      <w:t xml:space="preserve"> to this executed protocol.</w:t>
-                    </w:r>
-                  </w:p>
-                </w:tc>
-                <w:tc>
-                  <w:tcPr>
-                    <w:tcW w:w="3683" w:type="dxa"/>
-                    <w:gridSpan w:val="2"/>
-                    <w:vAlign w:val="center"/>
-                  </w:tcPr>
-                  <w:p>
-                    <w:pPr>
-                      <w:spacing w:beforeLines="60" w:before="144" w:after="60"/>
-                      <w:rPr>
-                        <w:rFonts w:eastAsia="Calibri"/>
-                        <w:lang w:eastAsia="de-DE"/>
-                      </w:rPr>
-                    </w:pPr>
-                    <w:r>
-                      <w:rPr>
-                        <w:rFonts w:eastAsia="Calibri"/>
-                        <w:lang w:eastAsia="de-DE"/>
-                      </w:rPr>
-                      <w:t>The checked</w:t>
-                    </w:r>
-                    <w:r>
-                      <w:rPr>
-                        <w:rFonts w:eastAsia="Calibri"/>
-                      </w:rPr>
-                      <w:t xml:space="preserve"> </w:t>
-                    </w:r>
-                    <w:r>
-                      <w:rPr>
-                        <w:rFonts w:eastAsia="Calibri"/>
-                      </w:rPr>
-                      <w:t xml:space="preserve">recommended </w:t>
-                    </w:r>
-                    <w:r>
-                      <w:rPr>
-                        <w:rFonts w:eastAsia="Calibri"/>
-                      </w:rPr>
-                      <w:t xml:space="preserve">spare parts </w:t>
-                    </w:r>
-                    <w:r>
-                      <w:rPr>
-                        <w:rFonts w:eastAsia="Calibri"/>
-                      </w:rPr>
-                      <w:t>drawing</w:t>
-                    </w:r>
-                    <w:r>
-                      <w:rPr>
-                        <w:rFonts w:eastAsia="Calibri"/>
-                        <w:lang w:eastAsia="de-DE"/>
-                      </w:rPr>
-                      <w:t xml:space="preserve"> is attached to this executed protocol.</w:t>
-                    </w:r>
-                  </w:p>
-                </w:tc>
-                <w:tc>
-                  <w:tcPr>
-                    <w:tcW w:w="2125" w:type="dxa"/>
-                    <w:vAlign w:val="center"/>
-                  </w:tcPr>
-                  <w:p>
-                    <w:pPr>
-                      <w:spacing w:before="120" w:after="0"/>
-                      <w:ind w:right="66"/>
-                      <w:rPr>
-                        <w:rFonts w:eastAsia="Calibri"/>
-                        <w:szCs w:val="24"/>
-                        <w:lang w:eastAsia="de-DE"/>
-                      </w:rPr>
-                    </w:pPr>
-                  </w:p>
-                </w:tc>
-                <w:tc>
-                  <w:tcPr>
-                    <w:tcW w:w="1275" w:type="dxa"/>
-                  </w:tcPr>
-                  <w:p>
-                    <w:pPr>
-                      <w:spacing w:before="120" w:after="0"/>
-                      <w:ind w:right="66"/>
-                      <w:rPr>
-                        <w:rFonts w:eastAsia="Calibri"/>
-                        <w:szCs w:val="24"/>
-                        <w:lang w:eastAsia="de-DE"/>
-                      </w:rPr>
-                    </w:pPr>
-                  </w:p>
-                </w:tc>
-                <w:tc>
-                  <w:tcPr>
-                    <w:tcW w:w="2267" w:type="dxa"/>
-                  </w:tcPr>
-                  <w:p>
-                    <w:pPr>
-                      <w:spacing w:before="120" w:after="0"/>
-                      <w:ind w:right="66"/>
-                      <w:jc w:val="center"/>
-                      <w:rPr>
-                        <w:rFonts w:eastAsia="Calibri"/>
-                        <w:szCs w:val="24"/>
-                        <w:lang w:eastAsia="de-DE"/>
-                      </w:rPr>
-                    </w:pPr>
-                  </w:p>
-                </w:tc>
-              </w:tr>
-              <w:tr>
-                <w:trPr>
-                  <w:trHeight w:val="785"/>
-                </w:trPr>
-                <w:tc>
-                  <w:tcPr>
-                    <w:tcW w:w="13740" w:type="dxa"/>
-                    <w:gridSpan w:val="7"/>
-                  </w:tcPr>
-                  <w:p>
-                    <w:pPr>
-                      <w:pStyle w:val="BodyText"/>
-                      <w:spacing w:after="0" w:line="360" w:lineRule="auto"/>
-                      <w:rPr>
-                        <w:smallCaps/>
-                        <w:sz w:val="16"/>
-                        <w:szCs w:val="16"/>
-                      </w:rPr>
-                    </w:pPr>
-                    <w:r>
-                      <w:rPr>
-                        <w:smallCaps/>
-                        <w:sz w:val="16"/>
-                        <w:szCs w:val="16"/>
-                      </w:rPr>
-                      <w:t xml:space="preserve">Note:  N/A any </w:t>
-                    </w:r>
-                    <w:r>
-                      <w:rPr>
-                        <w:smallCaps/>
-                        <w:sz w:val="16"/>
-                        <w:szCs w:val="16"/>
-                      </w:rPr>
-                      <w:t xml:space="preserve">unused </w:t>
-                    </w:r>
-                    <w:r>
-                      <w:rPr>
-                        <w:smallCaps/>
-                        <w:sz w:val="16"/>
-                        <w:szCs w:val="16"/>
-                      </w:rPr>
-                      <w:t>rows or cells</w:t>
-                    </w:r>
-                  </w:p>
-                  <w:p>
-                    <w:pPr>
-                      <w:spacing w:before="120" w:after="0"/>
-                      <w:ind w:right="66"/>
-                      <w:rPr>
-                        <w:rFonts w:eastAsia="Calibri"/>
-                        <w:b/>
-                        <w:szCs w:val="24"/>
-                        <w:lang w:val="de-DE" w:eastAsia="de-DE"/>
-                      </w:rPr>
-                    </w:pPr>
-                    <w:r>
-                      <w:rPr>
-                        <w:rFonts w:eastAsia="Calibri"/>
-                        <w:b/>
-                        <w:szCs w:val="24"/>
-                        <w:lang w:val="de-DE" w:eastAsia="de-DE"/>
-                      </w:rPr>
-                      <w:t>Comments:</w:t>
-                    </w:r>
-                  </w:p>
-                  <w:p>
-                    <w:pPr>
-                      <w:spacing w:before="120" w:after="0"/>
-                      <w:ind w:right="66"/>
-                      <w:rPr>
-                        <w:rFonts w:eastAsia="Calibri"/>
-                        <w:b/>
-                        <w:szCs w:val="24"/>
-                        <w:lang w:val="de-DE" w:eastAsia="de-DE"/>
-                      </w:rPr>
-                    </w:pPr>
-                  </w:p>
-                  <w:p>
-                    <w:pPr>
-                      <w:spacing w:before="120" w:after="0"/>
-                      <w:ind w:right="66"/>
-                      <w:rPr>
-                        <w:rFonts w:eastAsia="Calibri"/>
-                        <w:b/>
-                        <w:szCs w:val="24"/>
-                        <w:lang w:val="de-DE" w:eastAsia="de-DE"/>
-                      </w:rPr>
-                    </w:pPr>
-                  </w:p>
-                  <w:p>
-                    <w:pPr>
-                      <w:spacing w:before="120" w:after="0"/>
-                      <w:ind w:right="66"/>
-                      <w:rPr>
-                        <w:rFonts w:eastAsia="Calibri"/>
-                        <w:b/>
-                        <w:szCs w:val="24"/>
-                        <w:lang w:val="de-DE" w:eastAsia="de-DE"/>
-                      </w:rPr>
-                    </w:pPr>
-                    <w:r>
-                      <w:rPr>
-                        <w:rFonts w:eastAsia="Calibri"/>
-                        <w:b/>
-                        <w:szCs w:val="24"/>
-                        <w:lang w:val="de-DE" w:eastAsia="de-DE"/>
-                      </w:rPr>
-                      <w:br/>
-                    </w:r>
-                  </w:p>
-                  <w:p>
-                    <w:pPr>
-                      <w:spacing w:before="120" w:after="0"/>
-                      <w:ind w:right="66"/>
-                      <w:rPr>
-                        <w:rFonts w:eastAsia="Calibri"/>
-                        <w:b/>
-                        <w:szCs w:val="24"/>
-                        <w:lang w:val="de-DE" w:eastAsia="de-DE"/>
-                      </w:rPr>
-                    </w:pPr>
-                  </w:p>
-                </w:tc>
-              </w:tr>
-              <w:tr>
-                <w:trPr>
-                  <w:trHeight w:val="126"/>
-                </w:trPr>
-                <w:tc>
-                  <w:tcPr>
-                    <w:tcW w:w="13740" w:type="dxa"/>
+                    <w:tcW w:w="13867" w:type="dxa"/>
                     <w:gridSpan w:val="7"/>
                     <w:vAlign w:val="center"/>
                   </w:tcPr>
                   <w:p>
                     <w:pPr>
-                      <w:spacing w:after="0"/>
-                      <w:ind w:right="68"/>
-                      <w:rPr>
-                        <w:rFonts w:eastAsia="Calibri"/>
-                        <w:b/>
-                        <w:szCs w:val="24"/>
-                        <w:lang w:eastAsia="de-DE"/>
+                      <w:spacing w:after="40"/>
+                      <w:jc w:val="center"/>
+                      <w:rPr>
+                        <w:b/>
                       </w:rPr>
                     </w:pPr>
                     <w:r>
                       <w:rPr>
-                        <w:rFonts w:eastAsia="Calibri"/>
-                        <w:b/>
-                        <w:szCs w:val="24"/>
-                        <w:lang w:eastAsia="de-DE"/>
-                      </w:rPr>
-                      <w:t xml:space="preserve">Document review by (Customer):________________________________     Date:                           </w:t>
+                        <w:b/>
+                      </w:rPr>
+                      <w:t>Document review by (Customer)</w:t>
+                    </w:r>
+                    <w:r>
+                      <w:rPr>
+                        <w:b/>
+                      </w:rPr>
+                      <w:t>: ___________________________   Date: _______________</w:t>
                     </w:r>
                   </w:p>
                 </w:tc>
               </w:tr>
             </w:tbl>
             <w:p/>
-            <w:bookmarkEnd w:id="8" w:displacedByCustomXml="next"/>
           </w:sdtContent>
         </w:sdt>
       </w:sdtContent>
     </w:sdt>
     <w:sectPr>
-      <w:headerReference w:type="default" r:id="rId9"/>
-      <w:footerReference w:type="default" r:id="rId10"/>
+      <w:headerReference w:type="default" r:id="rId10"/>
+      <w:footerReference w:type="default" r:id="rId11"/>
       <w:pgSz w:w="16838" w:h="11906" w:orient="landscape"/>
       <w:pgMar w:top="1440" w:right="1440" w:bottom="1440" w:left="1440" w:header="708" w:footer="708" w:gutter="0"/>
       <w:pgBorders w:offsetFrom="page">
@@ -1399,9 +968,8 @@
         <w:sz w:val="16"/>
         <w:szCs w:val="16"/>
       </w:rPr>
-      <w:t xml:space="preserve">                                                                                                                       </w:t>
+      <w:t xml:space="preserve">                                                                                                                      </w:t>
     </w:r>
-    <w:bookmarkStart w:id="9" w:name="_Hlk87255755"/>
     <w:r>
       <w:rPr>
         <w:sz w:val="16"/>
@@ -1428,7 +996,7 @@
         <w:sz w:val="16"/>
         <w:szCs w:val="16"/>
       </w:rPr>
-      <w:t>3</w:t>
+      <w:t>4</w:t>
     </w:r>
     <w:r>
       <w:rPr>
@@ -1456,7 +1024,35 @@
         <w:sz w:val="16"/>
         <w:szCs w:val="16"/>
       </w:rPr>
-      <w:t>13/10/2022</w:t>
+      <w:t>13</w:t>
+    </w:r>
+    <w:r>
+      <w:rPr>
+        <w:sz w:val="16"/>
+        <w:szCs w:val="16"/>
+      </w:rPr>
+      <w:t>/1</w:t>
+    </w:r>
+    <w:r>
+      <w:rPr>
+        <w:sz w:val="16"/>
+        <w:szCs w:val="16"/>
+      </w:rPr>
+      <w:t>0</w:t>
+    </w:r>
+    <w:r>
+      <w:rPr>
+        <w:sz w:val="16"/>
+        <w:szCs w:val="16"/>
+      </w:rPr>
+      <w:t>/202</w:t>
+    </w:r>
+    <w:r>
+      <w:rPr>
+        <w:sz w:val="16"/>
+        <w:szCs w:val="16"/>
+      </w:rPr>
+      <w:t>2</w:t>
     </w:r>
     <w:r>
       <w:rPr>
@@ -1465,7 +1061,6 @@
       </w:rPr>
       <w:t xml:space="preserve">, Revision </w:t>
     </w:r>
-    <w:bookmarkEnd w:id="9"/>
     <w:r>
       <w:rPr>
         <w:sz w:val="16"/>
@@ -1549,7 +1144,7 @@
               <w:lang w:eastAsia="en-IE"/>
             </w:rPr>
             <w:drawing>
-              <wp:inline distT="0" distB="0" distL="0" distR="0" wp14:anchorId="671C207D" wp14:editId="3D173E17">
+              <wp:inline distT="0" distB="0" distL="0" distR="0" wp14:anchorId="02DAFBD9" wp14:editId="25FC7818">
                 <wp:extent cx="600075" cy="400050"/>
                 <wp:effectExtent l="0" t="0" r="9525" b="0"/>
                 <wp:docPr id="1" name="Picture 1" descr="Description: cid:image001.png@01CF16C5.24BF29F0"/>
@@ -1643,7 +1238,7 @@
               <w:b/>
               <w:bCs/>
             </w:rPr>
-            <w:t>16</w:t>
+            <w:t>15</w:t>
           </w:r>
           <w:r>
             <w:t xml:space="preserve"> of </w:t>
@@ -1653,7 +1248,7 @@
               <w:b/>
               <w:bCs/>
             </w:rPr>
-            <w:t>25</w:t>
+            <w:t>22</w:t>
           </w:r>
         </w:p>
       </w:tc>
@@ -1728,7 +1323,7 @@
             <w:rPr>
               <w:sz w:val="22"/>
             </w:rPr>
-            <w:t>5</w:t>
+            <w:t>4</w:t>
           </w:r>
           <w:r>
             <w:rPr>
@@ -1740,19 +1335,7 @@
             <w:rPr>
               <w:sz w:val="22"/>
             </w:rPr>
-            <w:t>{{</w:t>
-          </w:r>
-          <w:r>
-            <w:rPr>
-              <w:sz w:val="22"/>
-            </w:rPr>
-            <w:t>JN</w:t>
-          </w:r>
-          <w:r>
-            <w:rPr>
-              <w:sz w:val="22"/>
-            </w:rPr>
-            <w:t>}}</w:t>
+            <w:t>{{JN}}</w:t>
           </w:r>
         </w:p>
       </w:tc>
@@ -2166,7 +1749,7 @@
   <w:style w:type="paragraph" w:default="1" w:styleId="Normal">
     <w:name w:val="Normal"/>
     <w:qFormat/>
-    <w:rsid w:val="00AF4058"/>
+    <w:rsid w:val="007C62BD"/>
     <w:pPr>
       <w:spacing w:after="120" w:line="240" w:lineRule="auto"/>
     </w:pPr>
@@ -2186,7 +1769,7 @@
     <w:next w:val="Normal"/>
     <w:link w:val="Heading1Char"/>
     <w:qFormat/>
-    <w:rsid w:val="00D5302B"/>
+    <w:rsid w:val="00F03F49"/>
     <w:pPr>
       <w:keepNext/>
       <w:keepLines/>
@@ -2208,7 +1791,7 @@
     <w:link w:val="Heading2Char"/>
     <w:unhideWhenUsed/>
     <w:qFormat/>
-    <w:rsid w:val="00D5302B"/>
+    <w:rsid w:val="00F03F49"/>
     <w:pPr>
       <w:keepNext/>
       <w:keepLines/>
@@ -2230,7 +1813,7 @@
     <w:link w:val="Heading3Char"/>
     <w:unhideWhenUsed/>
     <w:qFormat/>
-    <w:rsid w:val="00D5302B"/>
+    <w:rsid w:val="00F03F49"/>
     <w:pPr>
       <w:keepNext/>
       <w:keepLines/>
@@ -2253,7 +1836,7 @@
     <w:semiHidden/>
     <w:unhideWhenUsed/>
     <w:qFormat/>
-    <w:rsid w:val="00D5302B"/>
+    <w:rsid w:val="00F03F49"/>
     <w:pPr>
       <w:keepNext/>
       <w:keepLines/>
@@ -2276,7 +1859,7 @@
     <w:semiHidden/>
     <w:unhideWhenUsed/>
     <w:qFormat/>
-    <w:rsid w:val="00D5302B"/>
+    <w:rsid w:val="00F03F49"/>
     <w:pPr>
       <w:keepNext/>
       <w:keepLines/>
@@ -2297,7 +1880,7 @@
     <w:semiHidden/>
     <w:unhideWhenUsed/>
     <w:qFormat/>
-    <w:rsid w:val="00D5302B"/>
+    <w:rsid w:val="00F03F49"/>
     <w:pPr>
       <w:keepNext/>
       <w:keepLines/>
@@ -2320,7 +1903,7 @@
     <w:semiHidden/>
     <w:unhideWhenUsed/>
     <w:qFormat/>
-    <w:rsid w:val="00D5302B"/>
+    <w:rsid w:val="00F03F49"/>
     <w:pPr>
       <w:keepNext/>
       <w:keepLines/>
@@ -2341,7 +1924,7 @@
     <w:semiHidden/>
     <w:unhideWhenUsed/>
     <w:qFormat/>
-    <w:rsid w:val="00D5302B"/>
+    <w:rsid w:val="00F03F49"/>
     <w:pPr>
       <w:keepNext/>
       <w:keepLines/>
@@ -2364,7 +1947,7 @@
     <w:semiHidden/>
     <w:unhideWhenUsed/>
     <w:qFormat/>
-    <w:rsid w:val="00D5302B"/>
+    <w:rsid w:val="00F03F49"/>
     <w:pPr>
       <w:keepNext/>
       <w:keepLines/>
@@ -2409,7 +1992,7 @@
     <w:basedOn w:val="DefaultParagraphFont"/>
     <w:link w:val="Heading1"/>
     <w:uiPriority w:val="9"/>
-    <w:rsid w:val="00D5302B"/>
+    <w:rsid w:val="00F03F49"/>
     <w:rPr>
       <w:rFonts w:asciiTheme="majorHAnsi" w:eastAsiaTheme="majorEastAsia" w:hAnsiTheme="majorHAnsi" w:cstheme="majorBidi"/>
       <w:color w:val="0F4761" w:themeColor="accent1" w:themeShade="BF"/>
@@ -2422,7 +2005,7 @@
     <w:aliases w:val="Alexion 2 Char"/>
     <w:basedOn w:val="DefaultParagraphFont"/>
     <w:link w:val="Heading2"/>
-    <w:rsid w:val="00D5302B"/>
+    <w:rsid w:val="00F03F49"/>
     <w:rPr>
       <w:rFonts w:asciiTheme="majorHAnsi" w:eastAsiaTheme="majorEastAsia" w:hAnsiTheme="majorHAnsi" w:cstheme="majorBidi"/>
       <w:color w:val="0F4761" w:themeColor="accent1" w:themeShade="BF"/>
@@ -2437,7 +2020,7 @@
     <w:link w:val="Heading3"/>
     <w:uiPriority w:val="9"/>
     <w:semiHidden/>
-    <w:rsid w:val="00D5302B"/>
+    <w:rsid w:val="00F03F49"/>
     <w:rPr>
       <w:rFonts w:eastAsiaTheme="majorEastAsia" w:cstheme="majorBidi"/>
       <w:color w:val="0F4761" w:themeColor="accent1" w:themeShade="BF"/>
@@ -2451,7 +2034,7 @@
     <w:link w:val="Heading4"/>
     <w:uiPriority w:val="9"/>
     <w:semiHidden/>
-    <w:rsid w:val="00D5302B"/>
+    <w:rsid w:val="00F03F49"/>
     <w:rPr>
       <w:rFonts w:eastAsiaTheme="majorEastAsia" w:cstheme="majorBidi"/>
       <w:i/>
@@ -2465,7 +2048,7 @@
     <w:link w:val="Heading5"/>
     <w:uiPriority w:val="9"/>
     <w:semiHidden/>
-    <w:rsid w:val="00D5302B"/>
+    <w:rsid w:val="00F03F49"/>
     <w:rPr>
       <w:rFonts w:eastAsiaTheme="majorEastAsia" w:cstheme="majorBidi"/>
       <w:color w:val="0F4761" w:themeColor="accent1" w:themeShade="BF"/>
@@ -2477,7 +2060,7 @@
     <w:link w:val="Heading6"/>
     <w:uiPriority w:val="9"/>
     <w:semiHidden/>
-    <w:rsid w:val="00D5302B"/>
+    <w:rsid w:val="00F03F49"/>
     <w:rPr>
       <w:rFonts w:eastAsiaTheme="majorEastAsia" w:cstheme="majorBidi"/>
       <w:i/>
@@ -2491,7 +2074,7 @@
     <w:link w:val="Heading7"/>
     <w:uiPriority w:val="9"/>
     <w:semiHidden/>
-    <w:rsid w:val="00D5302B"/>
+    <w:rsid w:val="00F03F49"/>
     <w:rPr>
       <w:rFonts w:eastAsiaTheme="majorEastAsia" w:cstheme="majorBidi"/>
       <w:color w:val="595959" w:themeColor="text1" w:themeTint="A6"/>
@@ -2503,7 +2086,7 @@
     <w:link w:val="Heading8"/>
     <w:uiPriority w:val="9"/>
     <w:semiHidden/>
-    <w:rsid w:val="00D5302B"/>
+    <w:rsid w:val="00F03F49"/>
     <w:rPr>
       <w:rFonts w:eastAsiaTheme="majorEastAsia" w:cstheme="majorBidi"/>
       <w:i/>
@@ -2517,7 +2100,7 @@
     <w:link w:val="Heading9"/>
     <w:uiPriority w:val="9"/>
     <w:semiHidden/>
-    <w:rsid w:val="00D5302B"/>
+    <w:rsid w:val="00F03F49"/>
     <w:rPr>
       <w:rFonts w:eastAsiaTheme="majorEastAsia" w:cstheme="majorBidi"/>
       <w:color w:val="272727" w:themeColor="text1" w:themeTint="D8"/>
@@ -2530,7 +2113,7 @@
     <w:link w:val="TitleChar"/>
     <w:uiPriority w:val="10"/>
     <w:qFormat/>
-    <w:rsid w:val="00D5302B"/>
+    <w:rsid w:val="00F03F49"/>
     <w:pPr>
       <w:spacing w:after="80"/>
       <w:contextualSpacing/>
@@ -2548,7 +2131,7 @@
     <w:basedOn w:val="DefaultParagraphFont"/>
     <w:link w:val="Title"/>
     <w:uiPriority w:val="10"/>
-    <w:rsid w:val="00D5302B"/>
+    <w:rsid w:val="00F03F49"/>
     <w:rPr>
       <w:rFonts w:asciiTheme="majorHAnsi" w:eastAsiaTheme="majorEastAsia" w:hAnsiTheme="majorHAnsi" w:cstheme="majorBidi"/>
       <w:spacing w:val="-10"/>
@@ -2564,7 +2147,7 @@
     <w:link w:val="SubtitleChar"/>
     <w:uiPriority w:val="11"/>
     <w:qFormat/>
-    <w:rsid w:val="00D5302B"/>
+    <w:rsid w:val="00F03F49"/>
     <w:pPr>
       <w:numPr>
         <w:ilvl w:val="1"/>
@@ -2583,7 +2166,7 @@
     <w:basedOn w:val="DefaultParagraphFont"/>
     <w:link w:val="Subtitle"/>
     <w:uiPriority w:val="11"/>
-    <w:rsid w:val="00D5302B"/>
+    <w:rsid w:val="00F03F49"/>
     <w:rPr>
       <w:rFonts w:eastAsiaTheme="majorEastAsia" w:cstheme="majorBidi"/>
       <w:color w:val="595959" w:themeColor="text1" w:themeTint="A6"/>
@@ -2599,7 +2182,7 @@
     <w:link w:val="QuoteChar"/>
     <w:uiPriority w:val="29"/>
     <w:qFormat/>
-    <w:rsid w:val="00D5302B"/>
+    <w:rsid w:val="00F03F49"/>
     <w:pPr>
       <w:spacing w:before="160"/>
       <w:jc w:val="center"/>
@@ -2615,7 +2198,7 @@
     <w:basedOn w:val="DefaultParagraphFont"/>
     <w:link w:val="Quote"/>
     <w:uiPriority w:val="29"/>
-    <w:rsid w:val="00D5302B"/>
+    <w:rsid w:val="00F03F49"/>
     <w:rPr>
       <w:i/>
       <w:iCs/>
@@ -2627,7 +2210,7 @@
     <w:basedOn w:val="Normal"/>
     <w:uiPriority w:val="34"/>
     <w:qFormat/>
-    <w:rsid w:val="00D5302B"/>
+    <w:rsid w:val="00F03F49"/>
     <w:pPr>
       <w:ind w:left="720"/>
       <w:contextualSpacing/>
@@ -2638,7 +2221,7 @@
     <w:basedOn w:val="DefaultParagraphFont"/>
     <w:uiPriority w:val="21"/>
     <w:qFormat/>
-    <w:rsid w:val="00D5302B"/>
+    <w:rsid w:val="00F03F49"/>
     <w:rPr>
       <w:i/>
       <w:iCs/>
@@ -2652,7 +2235,7 @@
     <w:link w:val="IntenseQuoteChar"/>
     <w:uiPriority w:val="30"/>
     <w:qFormat/>
-    <w:rsid w:val="00D5302B"/>
+    <w:rsid w:val="00F03F49"/>
     <w:pPr>
       <w:pBdr>
         <w:top w:val="single" w:sz="4" w:space="10" w:color="0F4761" w:themeColor="accent1" w:themeShade="BF"/>
@@ -2673,7 +2256,7 @@
     <w:basedOn w:val="DefaultParagraphFont"/>
     <w:link w:val="IntenseQuote"/>
     <w:uiPriority w:val="30"/>
-    <w:rsid w:val="00D5302B"/>
+    <w:rsid w:val="00F03F49"/>
     <w:rPr>
       <w:i/>
       <w:iCs/>
@@ -2685,7 +2268,7 @@
     <w:basedOn w:val="DefaultParagraphFont"/>
     <w:uiPriority w:val="32"/>
     <w:qFormat/>
-    <w:rsid w:val="00D5302B"/>
+    <w:rsid w:val="00F03F49"/>
     <w:rPr>
       <w:b/>
       <w:bCs/>
@@ -2699,14 +2282,14 @@
     <w:basedOn w:val="Normal"/>
     <w:link w:val="BodyTextChar"/>
     <w:uiPriority w:val="99"/>
-    <w:rsid w:val="00AF4058"/>
+    <w:rsid w:val="007C62BD"/>
   </w:style>
   <w:style w:type="character" w:customStyle="1" w:styleId="BodyTextChar">
     <w:name w:val="Body Text Char"/>
     <w:basedOn w:val="DefaultParagraphFont"/>
     <w:link w:val="BodyText"/>
     <w:uiPriority w:val="99"/>
-    <w:rsid w:val="00AF4058"/>
+    <w:rsid w:val="007C62BD"/>
     <w:rPr>
       <w:rFonts w:ascii="Times New Roman" w:eastAsia="Times New Roman" w:hAnsi="Times New Roman" w:cs="Times New Roman"/>
       <w:kern w:val="0"/>
@@ -2720,7 +2303,7 @@
     <w:name w:val="Placeholder Text"/>
     <w:uiPriority w:val="99"/>
     <w:semiHidden/>
-    <w:rsid w:val="00AF4058"/>
+    <w:rsid w:val="007C62BD"/>
     <w:rPr>
       <w:color w:val="808080"/>
     </w:rPr>
@@ -2731,7 +2314,7 @@
     <w:basedOn w:val="Normal"/>
     <w:link w:val="HeaderChar"/>
     <w:unhideWhenUsed/>
-    <w:rsid w:val="00470CA3"/>
+    <w:rsid w:val="00403669"/>
     <w:pPr>
       <w:tabs>
         <w:tab w:val="center" w:pos="4513"/>
@@ -2745,7 +2328,7 @@
     <w:aliases w:val="Landscape Char,HeaderSec1 Char,HeaderSchering Plough Char,form Char"/>
     <w:basedOn w:val="DefaultParagraphFont"/>
     <w:link w:val="Header"/>
-    <w:rsid w:val="00470CA3"/>
+    <w:rsid w:val="00403669"/>
     <w:rPr>
       <w:rFonts w:ascii="Times New Roman" w:eastAsia="Times New Roman" w:hAnsi="Times New Roman" w:cs="Times New Roman"/>
       <w:kern w:val="0"/>
@@ -2761,7 +2344,7 @@
     <w:link w:val="FooterChar"/>
     <w:uiPriority w:val="99"/>
     <w:unhideWhenUsed/>
-    <w:rsid w:val="00470CA3"/>
+    <w:rsid w:val="00403669"/>
     <w:pPr>
       <w:tabs>
         <w:tab w:val="center" w:pos="4513"/>
@@ -2775,7 +2358,7 @@
     <w:basedOn w:val="DefaultParagraphFont"/>
     <w:link w:val="Footer"/>
     <w:uiPriority w:val="99"/>
-    <w:rsid w:val="00470CA3"/>
+    <w:rsid w:val="00403669"/>
     <w:rPr>
       <w:rFonts w:ascii="Times New Roman" w:eastAsia="Times New Roman" w:hAnsi="Times New Roman" w:cs="Times New Roman"/>
       <w:kern w:val="0"/>
@@ -2788,7 +2371,7 @@
   <w:style w:type="paragraph" w:customStyle="1" w:styleId="SubjectHeader">
     <w:name w:val="Subject Header"/>
     <w:basedOn w:val="Normal"/>
-    <w:rsid w:val="00702EBE"/>
+    <w:rsid w:val="001B3EAD"/>
     <w:pPr>
       <w:spacing w:before="60"/>
       <w:ind w:left="360" w:right="360"/>
@@ -2803,12 +2386,12 @@
   <w:style w:type="paragraph" w:customStyle="1" w:styleId="PageNoHeader">
     <w:name w:val="Page No. Header"/>
     <w:basedOn w:val="Normal"/>
-    <w:rsid w:val="00702EBE"/>
+    <w:rsid w:val="001B3EAD"/>
   </w:style>
   <w:style w:type="paragraph" w:customStyle="1" w:styleId="RevNoHeader">
     <w:name w:val="Rev. No. Header"/>
     <w:basedOn w:val="Normal"/>
-    <w:rsid w:val="00702EBE"/>
+    <w:rsid w:val="001B3EAD"/>
     <w:pPr>
       <w:spacing w:before="60"/>
       <w:jc w:val="center"/>
@@ -2836,7 +2419,7 @@
         <w:behaviors>
           <w:behavior w:val="content"/>
         </w:behaviors>
-        <w:guid w:val="{2706FE45-2FDF-42E6-9003-2067BE8FB605}"/>
+        <w:guid w:val="{D8E776D1-E702-43A6-8D69-6797DB53E049}"/>
       </w:docPartPr>
       <w:docPartBody>
         <w:p>
@@ -2900,13 +2483,18 @@
     <w:compatSetting w:name="useWord2013TrackBottomHyphenation" w:uri="http://schemas.microsoft.com/office/word" w:val="0"/>
   </w:compat>
   <w:rsids>
-    <w:rsidRoot w:val="000F2EFB"/>
-    <w:rsid w:val="000F2EFB"/>
-    <w:rsid w:val="004F7972"/>
-    <w:rsid w:val="005B121D"/>
-    <w:rsid w:val="005F286C"/>
-    <w:rsid w:val="008A1859"/>
-    <w:rsid w:val="00FC3881"/>
+    <w:rsidRoot w:val="002941B3"/>
+    <w:rsid w:val="0000276C"/>
+    <w:rsid w:val="00097B45"/>
+    <w:rsid w:val="00182211"/>
+    <w:rsid w:val="002941B3"/>
+    <w:rsid w:val="00443A98"/>
+    <w:rsid w:val="00781638"/>
+    <w:rsid w:val="00965B75"/>
+    <w:rsid w:val="00B20685"/>
+    <w:rsid w:val="00BD785E"/>
+    <w:rsid w:val="00C80611"/>
+    <w:rsid w:val="00CA69C9"/>
   </w:rsids>
   <m:mathPr>
     <m:mathFont m:val="Cambria Math"/>
@@ -3361,7 +2949,7 @@
     <w:name w:val="Placeholder Text"/>
     <w:uiPriority w:val="99"/>
     <w:semiHidden/>
-    <w:rsid w:val="000F2EFB"/>
+    <w:rsid w:val="00BD785E"/>
     <w:rPr>
       <w:color w:val="808080"/>
     </w:rPr>
@@ -3672,12 +3260,6 @@
 </file>
 
 <file path=customXml/item1.xml><?xml version="1.0" encoding="utf-8"?>
-<p:properties xmlns:p="http://schemas.microsoft.com/office/2006/metadata/properties" xmlns:xsi="http://www.w3.org/2001/XMLSchema-instance" xmlns:pc="http://schemas.microsoft.com/office/infopath/2007/PartnerControls">
-  <documentManagement/>
-</p:properties>
-</file>
-
-<file path=customXml/item2.xml><?xml version="1.0" encoding="utf-8"?>
 <ct:contentTypeSchema xmlns:ct="http://schemas.microsoft.com/office/2006/metadata/contentType" xmlns:ma="http://schemas.microsoft.com/office/2006/metadata/properties/metaAttributes" ct:_="" ma:_="" ma:contentTypeName="Document" ma:contentTypeID="0x010100A5A4037D41593C438EB8784463E5BD4D" ma:contentTypeVersion="4" ma:contentTypeDescription="Create a new document." ma:contentTypeScope="" ma:versionID="5ebbb82f2d32c296f228b21d07b36e74">
   <xsd:schema xmlns:xsd="http://www.w3.org/2001/XMLSchema" xmlns:xs="http://www.w3.org/2001/XMLSchema" xmlns:p="http://schemas.microsoft.com/office/2006/metadata/properties" xmlns:ns2="d3faa853-b053-4057-b5cf-efab66ea842c" targetNamespace="http://schemas.microsoft.com/office/2006/metadata/properties" ma:root="true" ma:fieldsID="d3c5f511e675a75e65ab28f54b1f5b52" ns2:_="">
     <xsd:import namespace="d3faa853-b053-4057-b5cf-efab66ea842c"/>
@@ -3821,6 +3403,10 @@
 </ct:contentTypeSchema>
 </file>
 
+<file path=customXml/item2.xml><?xml version="1.0" encoding="utf-8"?>
+<b:Sources xmlns:b="http://schemas.openxmlformats.org/officeDocument/2006/bibliography" xmlns="http://schemas.openxmlformats.org/officeDocument/2006/bibliography" SelectedStyle="\APASixthEditionOfficeOnline.xsl" StyleName="APA" Version="6"/>
+</file>
+
 <file path=customXml/item3.xml><?xml version="1.0" encoding="utf-8"?>
 <?mso-contentType ?>
 <FormTemplates xmlns="http://schemas.microsoft.com/sharepoint/v3/contenttype/forms">
@@ -3830,17 +3416,14 @@
 </FormTemplates>
 </file>
 
-<file path=customXml/itemProps1.xml><?xml version="1.0" encoding="utf-8"?>
-<ds:datastoreItem xmlns:ds="http://schemas.openxmlformats.org/officeDocument/2006/customXml" ds:itemID="{23488676-D7DB-44CA-A356-3C0FBCBFB05B}">
-  <ds:schemaRefs>
-    <ds:schemaRef ds:uri="http://schemas.microsoft.com/office/2006/metadata/properties"/>
-    <ds:schemaRef ds:uri="http://schemas.microsoft.com/office/infopath/2007/PartnerControls"/>
-  </ds:schemaRefs>
-</ds:datastoreItem>
+<file path=customXml/item4.xml><?xml version="1.0" encoding="utf-8"?>
+<p:properties xmlns:p="http://schemas.microsoft.com/office/2006/metadata/properties" xmlns:xsi="http://www.w3.org/2001/XMLSchema-instance" xmlns:pc="http://schemas.microsoft.com/office/infopath/2007/PartnerControls">
+  <documentManagement/>
+</p:properties>
 </file>
 
-<file path=customXml/itemProps2.xml><?xml version="1.0" encoding="utf-8"?>
-<ds:datastoreItem xmlns:ds="http://schemas.openxmlformats.org/officeDocument/2006/customXml" ds:itemID="{2EF03C02-3323-4351-B994-60F855DD141E}">
+<file path=customXml/itemProps1.xml><?xml version="1.0" encoding="utf-8"?>
+<ds:datastoreItem xmlns:ds="http://schemas.openxmlformats.org/officeDocument/2006/customXml" ds:itemID="{8A968679-D281-4B1F-8C01-4E1FE168FB9D}">
   <ds:schemaRefs>
     <ds:schemaRef ds:uri="http://schemas.microsoft.com/office/2006/metadata/contentType"/>
     <ds:schemaRef ds:uri="http://schemas.microsoft.com/office/2006/metadata/properties/metaAttributes"/>
@@ -3857,10 +3440,27 @@
 </ds:datastoreItem>
 </file>
 
+<file path=customXml/itemProps2.xml><?xml version="1.0" encoding="utf-8"?>
+<ds:datastoreItem xmlns:ds="http://schemas.openxmlformats.org/officeDocument/2006/customXml" ds:itemID="{4E0ECB34-8CE9-4689-8E7D-DD114111D31D}">
+  <ds:schemaRefs>
+    <ds:schemaRef ds:uri="http://schemas.openxmlformats.org/officeDocument/2006/bibliography"/>
+  </ds:schemaRefs>
+</ds:datastoreItem>
+</file>
+
 <file path=customXml/itemProps3.xml><?xml version="1.0" encoding="utf-8"?>
-<ds:datastoreItem xmlns:ds="http://schemas.openxmlformats.org/officeDocument/2006/customXml" ds:itemID="{6D13CC68-5A10-42FE-8D70-DEE69AC4DB37}">
+<ds:datastoreItem xmlns:ds="http://schemas.openxmlformats.org/officeDocument/2006/customXml" ds:itemID="{A56DFF72-1876-4CB7-884B-82A557A0BB6A}">
   <ds:schemaRefs>
     <ds:schemaRef ds:uri="http://schemas.microsoft.com/sharepoint/v3/contenttype/forms"/>
   </ds:schemaRefs>
 </ds:datastoreItem>
+</file>
+
+<file path=customXml/itemProps4.xml><?xml version="1.0" encoding="utf-8"?>
+<ds:datastoreItem xmlns:ds="http://schemas.openxmlformats.org/officeDocument/2006/customXml" ds:itemID="{B9368C9F-CA89-46FA-A9D0-7D829CE21ED1}">
+  <ds:schemaRefs>
+    <ds:schemaRef ds:uri="http://schemas.microsoft.com/office/2006/metadata/properties"/>
+    <ds:schemaRef ds:uri="http://schemas.microsoft.com/office/infopath/2007/PartnerControls"/>
+  </ds:schemaRefs>
+</ds:datastoreItem>
 </file>